--- a/plantillas_publicidad/evaluacion_panel_simple_estacion.docx
+++ b/plantillas_publicidad/evaluacion_panel_simple_estacion.docx
@@ -406,39 +406,7 @@
           <w:szCs w:val="24"/>
           <w:lang w:val="es-ES"/>
         </w:rPr>
-        <w:fldChar w:fldCharType="begin"/>
-      </w:r>
-      <w:r>
-        <w:rPr>
-          <w:sz w:val="24"/>
-          <w:szCs w:val="24"/>
-          <w:lang w:val="es-ES"/>
-        </w:rPr>
-        <w:instrText xml:space="preserve"> FILLIN  "TIPO DE ANUNCIO"  \* MERGEFORMAT </w:instrText>
-      </w:r>
-      <w:r>
-        <w:rPr>
-          <w:sz w:val="24"/>
-          <w:szCs w:val="24"/>
-          <w:lang w:val="es-ES"/>
-        </w:rPr>
-        <w:fldChar w:fldCharType="separate"/>
-      </w:r>
-      <w:r>
-        <w:rPr>
-          <w:sz w:val="24"/>
-          <w:szCs w:val="24"/>
-          <w:lang w:val="es-ES"/>
-        </w:rPr>
-        <w:t>PANEL SIMPLE</w:t>
-      </w:r>
-      <w:r>
-        <w:rPr>
-          <w:sz w:val="24"/>
-          <w:szCs w:val="24"/>
-          <w:lang w:val="es-ES"/>
-        </w:rPr>
-        <w:fldChar w:fldCharType="end"/>
+        <w:t>{{fisico}} y {{tecnico}}</w:t>
       </w:r>
     </w:p>
     <w:p>
@@ -5875,7 +5843,7 @@
     <w:charset w:val="00"/>
     <w:family w:val="roman"/>
     <w:pitch w:val="variable"/>
-    <w:sig w:usb0="00000007" w:usb1="00000000" w:usb2="00000000" w:usb3="00000000" w:csb0="00000003" w:csb1="00000000"/>
+    <w:sig w:usb0="00000003" w:usb1="00000000" w:usb2="00000000" w:usb3="00000000" w:csb0="00000001" w:csb1="00000000"/>
   </w:font>
   <w:font w:name="MS Gothic">
     <w:altName w:val="ＭＳ ゴシック"/>
@@ -5914,7 +5882,6 @@
     <w:sig w:usb0="00000000" w:usb1="10000000" w:usb2="00000000" w:usb3="00000000" w:csb0="80000000" w:csb1="00000000"/>
   </w:font>
   <w:font w:name="Artifakt Element">
-    <w:altName w:val="Calibri"/>
     <w:panose1 w:val="020B0503050000020004"/>
     <w:charset w:val="00"/>
     <w:family w:val="swiss"/>
@@ -5979,6 +5946,7 @@
     <w:rsid w:val="00B72842"/>
     <w:rsid w:val="00C03524"/>
     <w:rsid w:val="00CD2C4F"/>
+    <w:rsid w:val="00E62FF4"/>
     <w:rsid w:val="00EF5B3A"/>
     <w:rsid w:val="00F561E8"/>
     <w:rsid w:val="00F751D8"/>
